--- a/_output/glossar.docx
+++ b/_output/glossar.docx
@@ -1019,7 +1019,7 @@
           <w:b/>
           <w:bCs/>
         </w:rPr>
-        <w:t xml:space="preserve">Backup (vs. Recovery)</w:t>
+        <w:t xml:space="preserve">Backup (vs. Recovery)</w:t>
       </w:r>
       <w:r>
         <w:t xml:space="preserve"> </w:t>

--- a/_output/glossar.docx
+++ b/_output/glossar.docx
@@ -1001,13 +1001,13 @@
           <w:b/>
           <w:bCs/>
         </w:rPr>
-        <w:t xml:space="preserve">Availability Zone (AZ)</w:t>
-      </w:r>
-      <w:r>
-        <w:t xml:space="preserve"> </w:t>
-      </w:r>
-      <w:r>
-        <w:t xml:space="preserve">– Physisch getrenntes, logisch verbundenes Rechenzentrumssegment einer Cloud-Region. Resilienz entsteht erst, wenn Workloads tatsächlich über mehrere AZs verteilt betrieben werden. (3)</w:t>
+        <w:t xml:space="preserve">Availability Zone (AZ) / Multi-AZ-Deployment</w:t>
+      </w:r>
+      <w:r>
+        <w:t xml:space="preserve"> </w:t>
+      </w:r>
+      <w:r>
+        <w:t xml:space="preserve">– Eine AZ ist ein physisch getrenntes, logisch verbundenes Rechenzentrumssegment einer Cloud-Region mit eigener Strom-, Kühlungs- und Netzversorgung. Beim Multi-AZ-Deployment läuft ein Dienst gleichzeitig in mehreren AZs; fällt eine Zone aus, übernehmen die anderen, etwa über Load Balancer und synchron gespiegelte Datenbanken. Resilienz entsteht erst durch diese tatsächliche Verteilung. Multi-AZ schützt gegen den Ausfall eines Standorts, nicht gegen die Störung einer ganzen Region (→ Multi-Region-Design). (3)</w:t>
       </w:r>
     </w:p>
     <w:p>
